--- a/docs/SIMF-HLD-003-Formal-Response-to-Technical-Review.docx
+++ b/docs/SIMF-HLD-003-Formal-Response-to-Technical-Review.docx
@@ -1000,7 +1000,7 @@
           <w:b/>
           <w:i w:val="0"/>
         </w:rPr>
-        <w:t>Recorded in: HLD-003 section 2.1.1</w:t>
+        <w:t>Recorded in: HLD-003 Hosting Requirements row and section 2.1</w:t>
       </w:r>
     </w:p>
     <w:p>
@@ -1035,7 +1035,7 @@
           <w:b/>
           <w:i w:val="0"/>
         </w:rPr>
-        <w:t>Recorded in: HLD-003 section 2.4.1</w:t>
+        <w:t>Recorded in: HLD-003 sections 1.3 and 2.4</w:t>
       </w:r>
     </w:p>
     <w:p>
@@ -1070,7 +1070,7 @@
           <w:b/>
           <w:i w:val="0"/>
         </w:rPr>
-        <w:t>Recorded in: HLD-003 section 2.4.1</w:t>
+        <w:t>Recorded in: HLD-003 sections 1.3 and 2.4</w:t>
       </w:r>
     </w:p>
     <w:p>
@@ -1105,7 +1105,7 @@
           <w:b/>
           <w:i w:val="0"/>
         </w:rPr>
-        <w:t>Recorded in: HLD-003 sections 2.4.1, 2.4.2 and Annex A</w:t>
+        <w:t>Recorded in: HLD-003 Integration Requirements row and sections 1.3, 2.4</w:t>
       </w:r>
     </w:p>
     <w:p>
@@ -1140,7 +1140,7 @@
           <w:b/>
           <w:i w:val="0"/>
         </w:rPr>
-        <w:t>Recorded in: HLD-003 section 2.9.1</w:t>
+        <w:t>Recorded in: HLD-003 section 2.9, Solution Security View</w:t>
       </w:r>
     </w:p>
     <w:p>
@@ -1175,7 +1175,7 @@
           <w:b/>
           <w:i w:val="0"/>
         </w:rPr>
-        <w:t>Recorded in: HLD-003 section 2.8.3</w:t>
+        <w:t>Recorded in: HLD-003 section 2.8, Data Architecture View</w:t>
       </w:r>
     </w:p>
     <w:p>
@@ -1210,7 +1210,7 @@
           <w:b/>
           <w:i w:val="0"/>
         </w:rPr>
-        <w:t>Recorded in: HLD-003 sections 2.3.1 to 2.3.9</w:t>
+        <w:t>Recorded in: HLD-003 section 2.3, System Workflow</w:t>
       </w:r>
     </w:p>
     <w:p>
@@ -1245,7 +1245,7 @@
           <w:b/>
           <w:i w:val="0"/>
         </w:rPr>
-        <w:t>Recorded in: HLD-003 sections 2.9.1 and 2.3.3</w:t>
+        <w:t>Recorded in: HLD-003 section 2.9 and section 2.3, sequence 3</w:t>
       </w:r>
     </w:p>
     <w:p>
@@ -1280,7 +1280,7 @@
           <w:b/>
           <w:i w:val="0"/>
         </w:rPr>
-        <w:t>Recorded in: HLD-003 Annex A</w:t>
+        <w:t>Recorded in: HLD-003 sections 1.3 and 2.4</w:t>
       </w:r>
     </w:p>
     <w:p>
@@ -1315,7 +1315,7 @@
           <w:b/>
           <w:i w:val="0"/>
         </w:rPr>
-        <w:t>Recorded in: HLD-003 sections 2.5, 2.7.2 and 2.8.5</w:t>
+        <w:t>Recorded in: HLD-003 sections 2.4, 2.5, 2.7 and the matrix in 2.8</w:t>
       </w:r>
     </w:p>
     <w:p>
@@ -1350,7 +1350,7 @@
           <w:b/>
           <w:i w:val="0"/>
         </w:rPr>
-        <w:t>Recorded in: HLD-003 section 2.4.5</w:t>
+        <w:t>Recorded in: HLD-003 sections 2.1 and 2.4, and Figure 1</w:t>
       </w:r>
     </w:p>
     <w:p>
@@ -1385,7 +1385,7 @@
           <w:b/>
           <w:i w:val="0"/>
         </w:rPr>
-        <w:t>Recorded in: HLD-003 section 2.4.4</w:t>
+        <w:t>Recorded in: HLD-003 section 2.4, section 2.7 and Figure 1</w:t>
       </w:r>
     </w:p>
     <w:p>
@@ -1420,7 +1420,7 @@
           <w:b/>
           <w:i w:val="0"/>
         </w:rPr>
-        <w:t>Recorded in: HLD-003 sections 2.7.2 and 2.8.5</w:t>
+        <w:t>Recorded in: HLD-003 sizing table in 2.1 and the matrix in 2.8</w:t>
       </w:r>
     </w:p>
     <w:p>
@@ -2055,7 +2055,7 @@
         <w:pStyle w:val="ListBullet"/>
       </w:pPr>
       <w:r>
-        <w:t>SIMF-HLD-003, High-Level Design (External), version 1.0. Supersedes SIMF-HLD-002 version 0.07.</w:t>
+        <w:t>SIMF-HLD-003-MoD-HLD-External-v1.0.docx. Version 1.0, issued on the MoD high-level-design template as a direct update of version 0.07, with the network architecture figure reissued.</w:t>
       </w:r>
     </w:p>
     <w:p>
@@ -2064,7 +2064,7 @@
           <w:b w:val="0"/>
           <w:i w:val="0"/>
         </w:rPr>
-        <w:t>HLD-003 contains, in Annex B, a table mapping each of the thirteen points to the section that answers it, and in Annex C the full open items register.</w:t>
+        <w:t>HLD-003 is issued on the same Ministry of Defense template as version 0.07, with the requester, screening and approval sections preserved unchanged, so it can be reviewed as a direct revision rather than a new document.</w:t>
       </w:r>
     </w:p>
     <w:p/>

--- a/docs/SIMF-HLD-003-Formal-Response-to-Technical-Review.docx
+++ b/docs/SIMF-HLD-003-Formal-Response-to-Technical-Review.docx
@@ -373,7 +373,7 @@
           <w:b/>
           <w:i w:val="0"/>
         </w:rPr>
-        <w:t>c) We have self-reported four inaccuracies.</w:t>
+        <w:t>c) We have self-reported six inaccuracies.</w:t>
       </w:r>
     </w:p>
     <w:p>
@@ -385,7 +385,7 @@
           <w:b w:val="0"/>
           <w:i w:val="0"/>
         </w:rPr>
-        <w:t>In preparing this response we audited the delivered system against version 0.07 and identified four statements that did not match the as-built solution. These were not raised by the review team. They are disclosed in section 5 and corrected in HLD-003.</w:t>
+        <w:t>In preparing this response we audited the delivered system against version 0.07 and identified six statements that did not match the as-built solution. These were not raised by the review team. They are disclosed in section 5 and corrected in HLD-003.</w:t>
       </w:r>
     </w:p>
     <w:p>
@@ -607,7 +607,7 @@
               <w:rPr>
                 <w:sz w:val="18"/>
               </w:rPr>
-              <w:t>7</w:t>
+              <w:t>7, 9</w:t>
             </w:r>
           </w:p>
         </w:tc>
@@ -624,7 +624,7 @@
               <w:rPr>
                 <w:sz w:val="18"/>
               </w:rPr>
-              <w:t>Nine sequence diagrams added</w:t>
+              <w:t>Three figures (component and interaction, network and deployment, workflow flow) and a per-feature AI data specification table</w:t>
             </w:r>
           </w:p>
         </w:tc>
@@ -1105,7 +1105,7 @@
           <w:b/>
           <w:i w:val="0"/>
         </w:rPr>
-        <w:t>Recorded in: HLD-003 Integration Requirements row and sections 1.3, 2.4</w:t>
+        <w:t>Recorded in: HLD-003 Integration Requirements row, section 2.4 and the data specification table in 2.4</w:t>
       </w:r>
     </w:p>
     <w:p>
@@ -1210,7 +1210,7 @@
           <w:b/>
           <w:i w:val="0"/>
         </w:rPr>
-        <w:t>Recorded in: HLD-003 section 2.3, System Workflow</w:t>
+        <w:t>Recorded in: HLD-003 section 2.3 with Figure 3, and section 2.2 with Figure 2</w:t>
       </w:r>
     </w:p>
     <w:p>
@@ -1437,7 +1437,7 @@
           <w:b w:val="0"/>
           <w:i w:val="0"/>
         </w:rPr>
-        <w:t>In auditing the delivered system against version 0.07 we identified four statements that did not accurately describe the solution as built. The review team did not raise these. We consider it proper to disclose them, and each is corrected in HLD-003.</w:t>
+        <w:t>In auditing the delivered system against version 0.07 we identified six statements that did not accurately describe the solution as built. The review team did not raise these. We consider it proper to disclose them, and each is corrected in HLD-003.</w:t>
       </w:r>
     </w:p>
     <w:tbl>
@@ -1726,6 +1726,112 @@
           </w:p>
         </w:tc>
       </w:tr>
+      <w:tr>
+        <w:tc>
+          <w:tcPr>
+            <w:tcW w:type="dxa" w:w="3216"/>
+          </w:tcPr>
+          <w:p>
+            <w:pPr>
+              <w:spacing w:after="40"/>
+            </w:pPr>
+            <w:r/>
+            <w:r>
+              <w:rPr>
+                <w:sz w:val="18"/>
+              </w:rPr>
+              <w:t>C5</w:t>
+            </w:r>
+          </w:p>
+        </w:tc>
+        <w:tc>
+          <w:tcPr>
+            <w:tcW w:type="dxa" w:w="3216"/>
+          </w:tcPr>
+          <w:p>
+            <w:pPr>
+              <w:spacing w:after="40"/>
+            </w:pPr>
+            <w:r/>
+            <w:r>
+              <w:rPr>
+                <w:sz w:val="18"/>
+              </w:rPr>
+              <w:t>Logging was described as forwarded to the central Syslog and SIEM collector by the application</w:t>
+            </w:r>
+          </w:p>
+        </w:tc>
+        <w:tc>
+          <w:tcPr>
+            <w:tcW w:type="dxa" w:w="3216"/>
+          </w:tcPr>
+          <w:p>
+            <w:pPr>
+              <w:spacing w:after="40"/>
+            </w:pPr>
+            <w:r/>
+            <w:r>
+              <w:rPr>
+                <w:sz w:val="18"/>
+              </w:rPr>
+              <w:t>The application writes to console and to rolling files only; no syslog sink is present in the build. Forwarding is performed by a log shipper configured at deployment. The event content, the canonical field contract and the fifteen Sigma rules are unaffected</w:t>
+            </w:r>
+          </w:p>
+        </w:tc>
+      </w:tr>
+      <w:tr>
+        <w:tc>
+          <w:tcPr>
+            <w:tcW w:type="dxa" w:w="3216"/>
+          </w:tcPr>
+          <w:p>
+            <w:pPr>
+              <w:spacing w:after="40"/>
+            </w:pPr>
+            <w:r/>
+            <w:r>
+              <w:rPr>
+                <w:sz w:val="18"/>
+              </w:rPr>
+              <w:t>C6</w:t>
+            </w:r>
+          </w:p>
+        </w:tc>
+        <w:tc>
+          <w:tcPr>
+            <w:tcW w:type="dxa" w:w="3216"/>
+          </w:tcPr>
+          <w:p>
+            <w:pPr>
+              <w:spacing w:after="40"/>
+            </w:pPr>
+            <w:r/>
+            <w:r>
+              <w:rPr>
+                <w:sz w:val="18"/>
+              </w:rPr>
+              <w:t>The outbound path implied the application was configured to use the egress proxy</w:t>
+            </w:r>
+          </w:p>
+        </w:tc>
+        <w:tc>
+          <w:tcPr>
+            <w:tcW w:type="dxa" w:w="3216"/>
+          </w:tcPr>
+          <w:p>
+            <w:pPr>
+              <w:spacing w:after="40"/>
+            </w:pPr>
+            <w:r/>
+            <w:r>
+              <w:rPr>
+                <w:sz w:val="18"/>
+              </w:rPr>
+              <w:t>No proxy is configured in application code. Egress is enforced at the network layer; the default handler honours machine or environment proxy settings, so routing through the egress point needs no code change</w:t>
+            </w:r>
+          </w:p>
+        </w:tc>
+      </w:tr>
     </w:tbl>
     <w:p/>
     <w:p>
@@ -1734,7 +1840,7 @@
           <w:b w:val="0"/>
           <w:i w:val="0"/>
         </w:rPr>
-        <w:t>None of these affects the security controls that are in place. C1 and C4 have planning consequences, which is why we raise them now rather than at acceptance.</w:t>
+        <w:t>None of these removes a security control that is in place. C1 and C4 have planning consequences and C5 and C6 are deployment responsibilities that must be assigned, which is why we raise them now rather than at acceptance.</w:t>
       </w:r>
     </w:p>
     <w:p>
